--- a/Docs/Diary.docx
+++ b/Docs/Diary.docx
@@ -238,21 +238,11 @@
         <w:lastRenderedPageBreak/>
         <w:t xml:space="preserve">Now we being our implementation of </w:t>
       </w:r>
-      <w:proofErr w:type="spellStart"/>
-      <w:r>
-        <w:t>init_tasks_</w:t>
-      </w:r>
-      <w:proofErr w:type="gramStart"/>
-      <w:r>
-        <w:t>stack</w:t>
-      </w:r>
-      <w:proofErr w:type="spellEnd"/>
-      <w:r>
-        <w:t>(</w:t>
-      </w:r>
-      <w:proofErr w:type="gramEnd"/>
-      <w:r>
-        <w:t>)</w:t>
+      <w:r>
+        <w:t>init_tasks_stack</w:t>
+      </w:r>
+      <w:r>
+        <w:t>()</w:t>
       </w:r>
     </w:p>
     <w:p>
@@ -298,17 +288,15 @@
       </w:r>
     </w:p>
     <w:p>
-      <w:proofErr w:type="spellStart"/>
-      <w:r>
-        <w:t>Wrt</w:t>
-      </w:r>
-      <w:proofErr w:type="spellEnd"/>
-      <w:r>
-        <w:t xml:space="preserve"> to why we use that EXC_RETURN value:</w:t>
-      </w:r>
-    </w:p>
-    <w:p>
-      <w:r>
+      <w:r>
+        <w:t>Wrt to why we use that EXC_RETURN value:</w:t>
+      </w:r>
+    </w:p>
+    <w:p>
+      <w:r>
+        <w:rPr>
+          <w:noProof/>
+        </w:rPr>
         <w:drawing>
           <wp:inline distT="0" distB="0" distL="0" distR="0" wp14:anchorId="020CCD4A" wp14:editId="2F3BC229">
             <wp:extent cx="6858000" cy="3197225"/>
@@ -377,6 +365,9 @@
     <w:p/>
     <w:p>
       <w:r>
+        <w:rPr>
+          <w:noProof/>
+        </w:rPr>
         <w:drawing>
           <wp:inline distT="0" distB="0" distL="0" distR="0" wp14:anchorId="5EE5B921" wp14:editId="70370B32">
             <wp:extent cx="6858000" cy="815975"/>
@@ -432,58 +423,21 @@
     <w:p>
       <w:r>
         <w:lastRenderedPageBreak/>
-        <w:t xml:space="preserve">Remember, up </w:t>
-      </w:r>
-      <w:proofErr w:type="spellStart"/>
-      <w:r>
-        <w:t>intil</w:t>
-      </w:r>
-      <w:proofErr w:type="spellEnd"/>
-      <w:r>
-        <w:t xml:space="preserve"> </w:t>
-      </w:r>
-      <w:proofErr w:type="spellStart"/>
-      <w:r>
-        <w:t>switch_sp_to_</w:t>
-      </w:r>
-      <w:proofErr w:type="gramStart"/>
-      <w:r>
-        <w:t>psp</w:t>
-      </w:r>
-      <w:proofErr w:type="spellEnd"/>
-      <w:r>
-        <w:t>(</w:t>
-      </w:r>
-      <w:proofErr w:type="gramEnd"/>
-      <w:r>
-        <w:t>) is called, everything is running on MSP. MSP is for scheduler stack</w:t>
+        <w:t>Remember, up intil switch_sp_to_psp() is called, everything is running on MSP. MSP is for scheduler stack</w:t>
       </w:r>
       <w:r>
         <w:tab/>
-        <w:t xml:space="preserve"> </w:t>
-      </w:r>
-      <w:proofErr w:type="spellStart"/>
-      <w:r>
-        <w:t>i.e</w:t>
-      </w:r>
-      <w:proofErr w:type="spellEnd"/>
-      <w:r>
-        <w:t xml:space="preserve"> kernel and ISR. User tasks must run on PSP</w:t>
-      </w:r>
-      <w:r>
-        <w:t xml:space="preserve">, so </w:t>
-      </w:r>
-      <w:proofErr w:type="spellStart"/>
-      <w:r>
-        <w:t>switch_sp_to_psp</w:t>
-      </w:r>
-      <w:proofErr w:type="spellEnd"/>
-      <w:r>
-        <w:t xml:space="preserve"> is the transition point</w:t>
-      </w:r>
-    </w:p>
-    <w:p>
-      <w:r>
+        <w:t xml:space="preserve"> i.e kernel and ISR. User tasks must run on PSP</w:t>
+      </w:r>
+      <w:r>
+        <w:t>, so switch_sp_to_psp is the transition point</w:t>
+      </w:r>
+    </w:p>
+    <w:p>
+      <w:r>
+        <w:rPr>
+          <w:noProof/>
+        </w:rPr>
         <w:drawing>
           <wp:inline distT="0" distB="0" distL="0" distR="0" wp14:anchorId="494E0158" wp14:editId="509671BF">
             <wp:extent cx="5563376" cy="1314633"/>
@@ -537,6 +491,9 @@
     <w:p/>
     <w:p>
       <w:r>
+        <w:rPr>
+          <w:noProof/>
+        </w:rPr>
         <w:drawing>
           <wp:inline distT="0" distB="0" distL="0" distR="0" wp14:anchorId="3C98A703" wp14:editId="661140FF">
             <wp:extent cx="6858000" cy="4726305"/>
@@ -583,15 +540,7 @@
         </w:numPr>
       </w:pPr>
       <w:r>
-        <w:t xml:space="preserve">Small detail regarding initializing of </w:t>
-      </w:r>
-      <w:proofErr w:type="spellStart"/>
-      <w:r>
-        <w:t>current_task</w:t>
-      </w:r>
-      <w:proofErr w:type="spellEnd"/>
-      <w:r>
-        <w:t>. Should be set to 0 as a safe default.</w:t>
+        <w:t>Small detail regarding initializing of current_task. Should be set to 0 as a safe default.</w:t>
       </w:r>
     </w:p>
     <w:p/>
@@ -604,6 +553,9 @@
         <w:br/>
       </w:r>
       <w:r>
+        <w:rPr>
+          <w:noProof/>
+        </w:rPr>
         <w:drawing>
           <wp:inline distT="0" distB="0" distL="0" distR="0" wp14:anchorId="64DBA0F3" wp14:editId="58BA7426">
             <wp:extent cx="6830378" cy="2734057"/>
@@ -650,20 +602,15 @@
     <w:p>
       <w:r>
         <w:lastRenderedPageBreak/>
-        <w:t xml:space="preserve">Now, we implement </w:t>
-      </w:r>
-      <w:proofErr w:type="spellStart"/>
-      <w:r>
-        <w:t>PendSV</w:t>
-      </w:r>
-      <w:proofErr w:type="spellEnd"/>
-      <w:r>
-        <w:t xml:space="preserve"> handler (context switching and retrieving)</w:t>
+        <w:t>Now, we implement PendSV handler (context switching and retrieving)</w:t>
       </w:r>
       <w:r>
         <w:br/>
       </w:r>
       <w:r>
+        <w:rPr>
+          <w:noProof/>
+        </w:rPr>
         <w:drawing>
           <wp:inline distT="0" distB="0" distL="0" distR="0" wp14:anchorId="2DD79D9C" wp14:editId="43C63606">
             <wp:extent cx="6563641" cy="6706536"/>
@@ -703,6 +650,9 @@
     </w:p>
     <w:p>
       <w:r>
+        <w:rPr>
+          <w:noProof/>
+        </w:rPr>
         <w:drawing>
           <wp:inline distT="0" distB="0" distL="0" distR="0" wp14:anchorId="04ACDD73" wp14:editId="5026A315">
             <wp:extent cx="6858000" cy="2061210"/>
@@ -750,15 +700,7 @@
       </w:pPr>
       <w:r>
         <w:lastRenderedPageBreak/>
-        <w:t xml:space="preserve">BL </w:t>
-      </w:r>
-      <w:proofErr w:type="spellStart"/>
-      <w:r>
-        <w:t>save_psp_value</w:t>
-      </w:r>
-      <w:proofErr w:type="spellEnd"/>
-      <w:r>
-        <w:t xml:space="preserve"> </w:t>
+        <w:t xml:space="preserve">BL save_psp_value </w:t>
       </w:r>
       <w:r>
         <w:sym w:font="Wingdings" w:char="F0E0"/>
@@ -792,6 +734,89 @@
       </w:r>
     </w:p>
     <w:p/>
+    <w:p>
+      <w:r>
+        <w:t>In the ARM cortex M processor the below three fault handlers are disabled by default:</w:t>
+      </w:r>
+    </w:p>
+    <w:p>
+      <w:pPr>
+        <w:pStyle w:val="ListParagraph"/>
+        <w:numPr>
+          <w:ilvl w:val="0"/>
+          <w:numId w:val="4"/>
+        </w:numPr>
+      </w:pPr>
+      <w:r>
+        <w:t xml:space="preserve">MemManage </w:t>
+      </w:r>
+      <w:r>
+        <w:sym w:font="Wingdings" w:char="F0E0"/>
+      </w:r>
+      <w:r>
+        <w:t xml:space="preserve"> catches memory protection violations. Useful for stackoverflow detection later</w:t>
+      </w:r>
+    </w:p>
+    <w:p>
+      <w:pPr>
+        <w:pStyle w:val="ListParagraph"/>
+        <w:numPr>
+          <w:ilvl w:val="0"/>
+          <w:numId w:val="4"/>
+        </w:numPr>
+      </w:pPr>
+      <w:r>
+        <w:t xml:space="preserve">BusFault </w:t>
+      </w:r>
+      <w:r>
+        <w:sym w:font="Wingdings" w:char="F0E0"/>
+      </w:r>
+      <w:r>
+        <w:t xml:space="preserve"> catches invalid memory accesses, bad addresses</w:t>
+      </w:r>
+    </w:p>
+    <w:p>
+      <w:pPr>
+        <w:pStyle w:val="ListParagraph"/>
+        <w:numPr>
+          <w:ilvl w:val="0"/>
+          <w:numId w:val="4"/>
+        </w:numPr>
+      </w:pPr>
+      <w:r>
+        <w:t xml:space="preserve">UsageFault </w:t>
+      </w:r>
+      <w:r>
+        <w:sym w:font="Wingdings" w:char="F0E0"/>
+      </w:r>
+      <w:r>
+        <w:t xml:space="preserve"> catches unidentifie</w:t>
+      </w:r>
+      <w:r>
+        <w:t>d</w:t>
+      </w:r>
+      <w:r>
+        <w:t xml:space="preserve"> instructions, invalid states. This one fires if we forget to set the T-bit in the XPSR register.</w:t>
+      </w:r>
+    </w:p>
+    <w:p>
+      <w:r>
+        <w:t>The HardFault handler is enabled by default. Therefore, if these three fault handlres are not enabled, they are escalated to HardFault. So, the main benefit of enabling these fault handlers is that it allows for specificity when debugging as in it will allow is to pinpoint the exact reason why a fault is triggered.</w:t>
+      </w:r>
+    </w:p>
+    <w:p>
+      <w:pPr>
+        <w:pBdr>
+          <w:bottom w:val="single" w:sz="12" w:space="1" w:color="auto"/>
+        </w:pBdr>
+      </w:pPr>
+    </w:p>
+    <w:p/>
+    <w:p>
+      <w:r>
+        <w:t>Writing the UART peripheral.</w:t>
+      </w:r>
+    </w:p>
     <w:sectPr>
       <w:pgSz w:w="12240" w:h="15840"/>
       <w:pgMar w:top="720" w:right="720" w:bottom="720" w:left="720" w:header="708" w:footer="708" w:gutter="0"/>
@@ -805,6 +830,119 @@
 <file path=word/numbering.xml><?xml version="1.0" encoding="utf-8"?>
 <w:numbering xmlns:wpc="http://schemas.microsoft.com/office/word/2010/wordprocessingCanvas" xmlns:cx="http://schemas.microsoft.com/office/drawing/2014/chartex" xmlns:cx1="http://schemas.microsoft.com/office/drawing/2015/9/8/chartex" xmlns:cx2="http://schemas.microsoft.com/office/drawing/2015/10/21/chartex" xmlns:cx3="http://schemas.microsoft.com/office/drawing/2016/5/9/chartex" xmlns:cx4="http://schemas.microsoft.com/office/drawing/2016/5/10/chartex" xmlns:cx5="http://schemas.microsoft.com/office/drawing/2016/5/11/chartex" xmlns:cx6="http://schemas.microsoft.com/office/drawing/2016/5/12/chartex" xmlns:cx7="http://schemas.microsoft.com/office/drawing/2016/5/13/chartex" xmlns:cx8="http://schemas.microsoft.com/office/drawing/2016/5/14/chartex" xmlns:mc="http://schemas.openxmlformats.org/markup-compatibility/2006" xmlns:aink="http://schemas.microsoft.com/office/drawing/2016/ink" xmlns:am3d="http://schemas.microsoft.com/office/drawing/2017/model3d" xmlns:o="urn:schemas-microsoft-com:office:office" xmlns:oel="http://schemas.microsoft.com/office/2019/extlst" xmlns:r="http://schemas.openxmlformats.org/officeDocument/2006/relationships" xmlns:m="http://schemas.openxmlformats.org/officeDocument/2006/math" xmlns:v="urn:schemas-microsoft-com:vml" xmlns:wp14="http://schemas.microsoft.com/office/word/2010/wordprocessingDrawing" xmlns:wp="http://schemas.openxmlformats.org/drawingml/2006/wordprocessingDrawing" xmlns:w10="urn:schemas-microsoft-com:office:word" xmlns:w="http://schemas.openxmlformats.org/wordprocessingml/2006/main" xmlns:w14="http://schemas.microsoft.com/office/word/2010/wordml" xmlns:w15="http://schemas.microsoft.com/office/word/2012/wordml" xmlns:w16cex="http://schemas.microsoft.com/office/word/2018/wordml/cex" xmlns:w16cid="http://schemas.microsoft.com/office/word/2016/wordml/cid" xmlns:w16="http://schemas.microsoft.com/office/word/2018/wordml" xmlns:w16du="http://schemas.microsoft.com/office/word/2023/wordml/word16du" xmlns:w16sdtdh="http://schemas.microsoft.com/office/word/2020/wordml/sdtdatahash" xmlns:w16sdtfl="http://schemas.microsoft.com/office/word/2024/wordml/sdtformatlock" xmlns:w16se="http://schemas.microsoft.com/office/word/2015/wordml/symex" xmlns:wpg="http://schemas.microsoft.com/office/word/2010/wordprocessingGroup" xmlns:wpi="http://schemas.microsoft.com/office/word/2010/wordprocessingInk" xmlns:wne="http://schemas.microsoft.com/office/word/2006/wordml" xmlns:wps="http://schemas.microsoft.com/office/word/2010/wordprocessingShape" mc:Ignorable="w14 w15 w16se w16cid w16 w16cex w16sdtdh w16sdtfl w16du wp14">
   <w:abstractNum w:abstractNumId="0" w15:restartNumberingAfterBreak="0">
+    <w:nsid w:val="2FD37864"/>
+    <w:multiLevelType w:val="hybridMultilevel"/>
+    <w:tmpl w:val="B5FAEA22"/>
+    <w:lvl w:ilvl="0" w:tplc="04090001">
+      <w:start w:val="1"/>
+      <w:numFmt w:val="bullet"/>
+      <w:lvlText w:val=""/>
+      <w:lvlJc w:val="left"/>
+      <w:pPr>
+        <w:ind w:left="720" w:hanging="360"/>
+      </w:pPr>
+      <w:rPr>
+        <w:rFonts w:ascii="Symbol" w:hAnsi="Symbol" w:hint="default"/>
+      </w:rPr>
+    </w:lvl>
+    <w:lvl w:ilvl="1" w:tplc="04090003" w:tentative="1">
+      <w:start w:val="1"/>
+      <w:numFmt w:val="bullet"/>
+      <w:lvlText w:val="o"/>
+      <w:lvlJc w:val="left"/>
+      <w:pPr>
+        <w:ind w:left="1440" w:hanging="360"/>
+      </w:pPr>
+      <w:rPr>
+        <w:rFonts w:ascii="Courier New" w:hAnsi="Courier New" w:cs="Courier New" w:hint="default"/>
+      </w:rPr>
+    </w:lvl>
+    <w:lvl w:ilvl="2" w:tplc="04090005" w:tentative="1">
+      <w:start w:val="1"/>
+      <w:numFmt w:val="bullet"/>
+      <w:lvlText w:val=""/>
+      <w:lvlJc w:val="left"/>
+      <w:pPr>
+        <w:ind w:left="2160" w:hanging="360"/>
+      </w:pPr>
+      <w:rPr>
+        <w:rFonts w:ascii="Wingdings" w:hAnsi="Wingdings" w:hint="default"/>
+      </w:rPr>
+    </w:lvl>
+    <w:lvl w:ilvl="3" w:tplc="04090001" w:tentative="1">
+      <w:start w:val="1"/>
+      <w:numFmt w:val="bullet"/>
+      <w:lvlText w:val=""/>
+      <w:lvlJc w:val="left"/>
+      <w:pPr>
+        <w:ind w:left="2880" w:hanging="360"/>
+      </w:pPr>
+      <w:rPr>
+        <w:rFonts w:ascii="Symbol" w:hAnsi="Symbol" w:hint="default"/>
+      </w:rPr>
+    </w:lvl>
+    <w:lvl w:ilvl="4" w:tplc="04090003" w:tentative="1">
+      <w:start w:val="1"/>
+      <w:numFmt w:val="bullet"/>
+      <w:lvlText w:val="o"/>
+      <w:lvlJc w:val="left"/>
+      <w:pPr>
+        <w:ind w:left="3600" w:hanging="360"/>
+      </w:pPr>
+      <w:rPr>
+        <w:rFonts w:ascii="Courier New" w:hAnsi="Courier New" w:cs="Courier New" w:hint="default"/>
+      </w:rPr>
+    </w:lvl>
+    <w:lvl w:ilvl="5" w:tplc="04090005" w:tentative="1">
+      <w:start w:val="1"/>
+      <w:numFmt w:val="bullet"/>
+      <w:lvlText w:val=""/>
+      <w:lvlJc w:val="left"/>
+      <w:pPr>
+        <w:ind w:left="4320" w:hanging="360"/>
+      </w:pPr>
+      <w:rPr>
+        <w:rFonts w:ascii="Wingdings" w:hAnsi="Wingdings" w:hint="default"/>
+      </w:rPr>
+    </w:lvl>
+    <w:lvl w:ilvl="6" w:tplc="04090001" w:tentative="1">
+      <w:start w:val="1"/>
+      <w:numFmt w:val="bullet"/>
+      <w:lvlText w:val=""/>
+      <w:lvlJc w:val="left"/>
+      <w:pPr>
+        <w:ind w:left="5040" w:hanging="360"/>
+      </w:pPr>
+      <w:rPr>
+        <w:rFonts w:ascii="Symbol" w:hAnsi="Symbol" w:hint="default"/>
+      </w:rPr>
+    </w:lvl>
+    <w:lvl w:ilvl="7" w:tplc="04090003" w:tentative="1">
+      <w:start w:val="1"/>
+      <w:numFmt w:val="bullet"/>
+      <w:lvlText w:val="o"/>
+      <w:lvlJc w:val="left"/>
+      <w:pPr>
+        <w:ind w:left="5760" w:hanging="360"/>
+      </w:pPr>
+      <w:rPr>
+        <w:rFonts w:ascii="Courier New" w:hAnsi="Courier New" w:cs="Courier New" w:hint="default"/>
+      </w:rPr>
+    </w:lvl>
+    <w:lvl w:ilvl="8" w:tplc="04090005" w:tentative="1">
+      <w:start w:val="1"/>
+      <w:numFmt w:val="bullet"/>
+      <w:lvlText w:val=""/>
+      <w:lvlJc w:val="left"/>
+      <w:pPr>
+        <w:ind w:left="6480" w:hanging="360"/>
+      </w:pPr>
+      <w:rPr>
+        <w:rFonts w:ascii="Wingdings" w:hAnsi="Wingdings" w:hint="default"/>
+      </w:rPr>
+    </w:lvl>
+  </w:abstractNum>
+  <w:abstractNum w:abstractNumId="1" w15:restartNumberingAfterBreak="0">
     <w:nsid w:val="5872487D"/>
     <w:multiLevelType w:val="hybridMultilevel"/>
     <w:tmpl w:val="57663662"/>
@@ -917,7 +1055,7 @@
       </w:rPr>
     </w:lvl>
   </w:abstractNum>
-  <w:abstractNum w:abstractNumId="1" w15:restartNumberingAfterBreak="0">
+  <w:abstractNum w:abstractNumId="2" w15:restartNumberingAfterBreak="0">
     <w:nsid w:val="685D0F14"/>
     <w:multiLevelType w:val="hybridMultilevel"/>
     <w:tmpl w:val="394801DE"/>
@@ -1030,7 +1168,7 @@
       </w:rPr>
     </w:lvl>
   </w:abstractNum>
-  <w:abstractNum w:abstractNumId="2" w15:restartNumberingAfterBreak="0">
+  <w:abstractNum w:abstractNumId="3" w15:restartNumberingAfterBreak="0">
     <w:nsid w:val="6E032B94"/>
     <w:multiLevelType w:val="hybridMultilevel"/>
     <w:tmpl w:val="1A56CB6C"/>
@@ -1144,13 +1282,16 @@
     </w:lvl>
   </w:abstractNum>
   <w:num w:numId="1" w16cid:durableId="109399888">
+    <w:abstractNumId w:val="2"/>
+  </w:num>
+  <w:num w:numId="2" w16cid:durableId="226457603">
     <w:abstractNumId w:val="1"/>
   </w:num>
-  <w:num w:numId="2" w16cid:durableId="226457603">
+  <w:num w:numId="3" w16cid:durableId="1098595404">
+    <w:abstractNumId w:val="3"/>
+  </w:num>
+  <w:num w:numId="4" w16cid:durableId="1610241083">
     <w:abstractNumId w:val="0"/>
-  </w:num>
-  <w:num w:numId="3" w16cid:durableId="1098595404">
-    <w:abstractNumId w:val="2"/>
   </w:num>
 </w:numbering>
 </file>

--- a/Docs/Diary.docx
+++ b/Docs/Diary.docx
@@ -814,7 +814,345 @@
     <w:p/>
     <w:p>
       <w:r>
-        <w:t>Writing the UART peripheral.</w:t>
+        <w:t>Writing the UART peripheral</w:t>
+      </w:r>
+      <w:r>
+        <w:t>:</w:t>
+      </w:r>
+      <w:r>
+        <w:br/>
+        <w:t xml:space="preserve">PA2 (TX) </w:t>
+      </w:r>
+      <w:r>
+        <w:sym w:font="Wingdings" w:char="F0E0"/>
+      </w:r>
+      <w:r>
+        <w:t xml:space="preserve"> connects to RX pin</w:t>
+      </w:r>
+    </w:p>
+    <w:p>
+      <w:r>
+        <w:t xml:space="preserve">PA3 (RX) </w:t>
+      </w:r>
+      <w:r>
+        <w:sym w:font="Wingdings" w:char="F0E0"/>
+      </w:r>
+      <w:r>
+        <w:t xml:space="preserve"> connects to TX pin</w:t>
+      </w:r>
+    </w:p>
+    <w:p>
+      <w:r>
+        <w:drawing>
+          <wp:inline distT="0" distB="0" distL="0" distR="0" wp14:anchorId="428CBAC8" wp14:editId="13748890">
+            <wp:extent cx="6858000" cy="2737485"/>
+            <wp:effectExtent l="0" t="0" r="0" b="5715"/>
+            <wp:docPr id="1135105005" name="Picture 1"/>
+            <wp:cNvGraphicFramePr>
+              <a:graphicFrameLocks xmlns:a="http://schemas.openxmlformats.org/drawingml/2006/main" noChangeAspect="1"/>
+            </wp:cNvGraphicFramePr>
+            <a:graphic xmlns:a="http://schemas.openxmlformats.org/drawingml/2006/main">
+              <a:graphicData uri="http://schemas.openxmlformats.org/drawingml/2006/picture">
+                <pic:pic xmlns:pic="http://schemas.openxmlformats.org/drawingml/2006/picture">
+                  <pic:nvPicPr>
+                    <pic:cNvPr id="1135105005" name=""/>
+                    <pic:cNvPicPr/>
+                  </pic:nvPicPr>
+                  <pic:blipFill>
+                    <a:blip r:embed="rId16"/>
+                    <a:stretch>
+                      <a:fillRect/>
+                    </a:stretch>
+                  </pic:blipFill>
+                  <pic:spPr>
+                    <a:xfrm>
+                      <a:off x="0" y="0"/>
+                      <a:ext cx="6858000" cy="2737485"/>
+                    </a:xfrm>
+                    <a:prstGeom prst="rect">
+                      <a:avLst/>
+                    </a:prstGeom>
+                  </pic:spPr>
+                </pic:pic>
+              </a:graphicData>
+            </a:graphic>
+          </wp:inline>
+        </w:drawing>
+      </w:r>
+    </w:p>
+    <w:p/>
+    <w:p>
+      <w:r>
+        <w:t>Now, in order to send:</w:t>
+      </w:r>
+    </w:p>
+    <w:p>
+      <w:pPr>
+        <w:ind w:firstLine="720"/>
+        <w:rPr>
+          <w:lang w:val="en-US"/>
+        </w:rPr>
+      </w:pPr>
+      <w:r>
+        <w:rPr>
+          <w:lang w:val="en-US"/>
+        </w:rPr>
+        <w:t>[TICK 00142] Task 1 running</w:t>
+      </w:r>
+    </w:p>
+    <w:p>
+      <w:r>
+        <w:t>To the serial monitor via UART, we cannot use simply string formatting like %d here. This is because uart_send_string() just sends raw characters, and it has no concept of specifiers. Therefore, it’s best to convert to integer to string and transmit that, and then everthing else.</w:t>
+      </w:r>
+    </w:p>
+    <w:p>
+      <w:r>
+        <w:lastRenderedPageBreak/>
+        <w:drawing>
+          <wp:inline distT="0" distB="0" distL="0" distR="0" wp14:anchorId="5C0208D0" wp14:editId="34C43B8A">
+            <wp:extent cx="6858000" cy="1590675"/>
+            <wp:effectExtent l="0" t="0" r="0" b="9525"/>
+            <wp:docPr id="1278061550" name="Picture 1"/>
+            <wp:cNvGraphicFramePr>
+              <a:graphicFrameLocks xmlns:a="http://schemas.openxmlformats.org/drawingml/2006/main" noChangeAspect="1"/>
+            </wp:cNvGraphicFramePr>
+            <a:graphic xmlns:a="http://schemas.openxmlformats.org/drawingml/2006/main">
+              <a:graphicData uri="http://schemas.openxmlformats.org/drawingml/2006/picture">
+                <pic:pic xmlns:pic="http://schemas.openxmlformats.org/drawingml/2006/picture">
+                  <pic:nvPicPr>
+                    <pic:cNvPr id="1278061550" name=""/>
+                    <pic:cNvPicPr/>
+                  </pic:nvPicPr>
+                  <pic:blipFill>
+                    <a:blip r:embed="rId17"/>
+                    <a:stretch>
+                      <a:fillRect/>
+                    </a:stretch>
+                  </pic:blipFill>
+                  <pic:spPr>
+                    <a:xfrm>
+                      <a:off x="0" y="0"/>
+                      <a:ext cx="6858000" cy="1590675"/>
+                    </a:xfrm>
+                    <a:prstGeom prst="rect">
+                      <a:avLst/>
+                    </a:prstGeom>
+                  </pic:spPr>
+                </pic:pic>
+              </a:graphicData>
+            </a:graphic>
+          </wp:inline>
+        </w:drawing>
+      </w:r>
+    </w:p>
+    <w:p/>
+    <w:p>
+      <w:r>
+        <w:drawing>
+          <wp:inline distT="0" distB="0" distL="0" distR="0" wp14:anchorId="692D7415" wp14:editId="0FCB2F76">
+            <wp:extent cx="4359018" cy="1463167"/>
+            <wp:effectExtent l="0" t="0" r="3810" b="3810"/>
+            <wp:docPr id="846668610" name="Picture 1"/>
+            <wp:cNvGraphicFramePr>
+              <a:graphicFrameLocks xmlns:a="http://schemas.openxmlformats.org/drawingml/2006/main" noChangeAspect="1"/>
+            </wp:cNvGraphicFramePr>
+            <a:graphic xmlns:a="http://schemas.openxmlformats.org/drawingml/2006/main">
+              <a:graphicData uri="http://schemas.openxmlformats.org/drawingml/2006/picture">
+                <pic:pic xmlns:pic="http://schemas.openxmlformats.org/drawingml/2006/picture">
+                  <pic:nvPicPr>
+                    <pic:cNvPr id="846668610" name=""/>
+                    <pic:cNvPicPr/>
+                  </pic:nvPicPr>
+                  <pic:blipFill>
+                    <a:blip r:embed="rId18"/>
+                    <a:stretch>
+                      <a:fillRect/>
+                    </a:stretch>
+                  </pic:blipFill>
+                  <pic:spPr>
+                    <a:xfrm>
+                      <a:off x="0" y="0"/>
+                      <a:ext cx="4359018" cy="1463167"/>
+                    </a:xfrm>
+                    <a:prstGeom prst="rect">
+                      <a:avLst/>
+                    </a:prstGeom>
+                  </pic:spPr>
+                </pic:pic>
+              </a:graphicData>
+            </a:graphic>
+          </wp:inline>
+        </w:drawing>
+      </w:r>
+      <w:r>
+        <w:t xml:space="preserve"> lu </w:t>
+      </w:r>
+      <w:r>
+        <w:sym w:font="Wingdings" w:char="F0E0"/>
+      </w:r>
+      <w:r>
+        <w:t xml:space="preserve"> long unsigned</w:t>
+      </w:r>
+    </w:p>
+    <w:p>
+      <w:r>
+        <w:t>Since we need to access global_tick_count which is in scheduler.c, in main.c, we use the extern keyword</w:t>
+      </w:r>
+      <w:r>
+        <w:t xml:space="preserve"> in scheduler.h</w:t>
+      </w:r>
+    </w:p>
+    <w:p>
+      <w:r>
+        <w:drawing>
+          <wp:inline distT="0" distB="0" distL="0" distR="0" wp14:anchorId="41B9A7AB" wp14:editId="0A622962">
+            <wp:extent cx="4168501" cy="1219306"/>
+            <wp:effectExtent l="0" t="0" r="3810" b="0"/>
+            <wp:docPr id="436110624" name="Picture 1"/>
+            <wp:cNvGraphicFramePr>
+              <a:graphicFrameLocks xmlns:a="http://schemas.openxmlformats.org/drawingml/2006/main" noChangeAspect="1"/>
+            </wp:cNvGraphicFramePr>
+            <a:graphic xmlns:a="http://schemas.openxmlformats.org/drawingml/2006/main">
+              <a:graphicData uri="http://schemas.openxmlformats.org/drawingml/2006/picture">
+                <pic:pic xmlns:pic="http://schemas.openxmlformats.org/drawingml/2006/picture">
+                  <pic:nvPicPr>
+                    <pic:cNvPr id="436110624" name=""/>
+                    <pic:cNvPicPr/>
+                  </pic:nvPicPr>
+                  <pic:blipFill>
+                    <a:blip r:embed="rId19"/>
+                    <a:stretch>
+                      <a:fillRect/>
+                    </a:stretch>
+                  </pic:blipFill>
+                  <pic:spPr>
+                    <a:xfrm>
+                      <a:off x="0" y="0"/>
+                      <a:ext cx="4168501" cy="1219306"/>
+                    </a:xfrm>
+                    <a:prstGeom prst="rect">
+                      <a:avLst/>
+                    </a:prstGeom>
+                  </pic:spPr>
+                </pic:pic>
+              </a:graphicData>
+            </a:graphic>
+          </wp:inline>
+        </w:drawing>
+      </w:r>
+    </w:p>
+    <w:p>
+      <w:r>
+        <w:t xml:space="preserve">The </w:t>
+      </w:r>
+      <w:r>
+        <w:rPr>
+          <w:b/>
+          <w:bCs/>
+        </w:rPr>
+        <w:t>extern keyword in C</w:t>
+      </w:r>
+      <w:r>
+        <w:t xml:space="preserve"> is used to declare a variable or function and notify the compiler that its </w:t>
+      </w:r>
+      <w:r>
+        <w:rPr>
+          <w:b/>
+          <w:bCs/>
+        </w:rPr>
+        <w:t>actual definition exists in another source file</w:t>
+      </w:r>
+      <w:r>
+        <w:t xml:space="preserve"> or later in the same file. It extends the visibility of global variables across multiple files without allocating new memory</w:t>
+      </w:r>
+    </w:p>
+    <w:p>
+      <w:r>
+        <w:lastRenderedPageBreak/>
+        <w:drawing>
+          <wp:inline distT="0" distB="0" distL="0" distR="0" wp14:anchorId="64571972" wp14:editId="5204768D">
+            <wp:extent cx="6858000" cy="3291840"/>
+            <wp:effectExtent l="0" t="0" r="0" b="3810"/>
+            <wp:docPr id="913619233" name="Picture 1"/>
+            <wp:cNvGraphicFramePr>
+              <a:graphicFrameLocks xmlns:a="http://schemas.openxmlformats.org/drawingml/2006/main" noChangeAspect="1"/>
+            </wp:cNvGraphicFramePr>
+            <a:graphic xmlns:a="http://schemas.openxmlformats.org/drawingml/2006/main">
+              <a:graphicData uri="http://schemas.openxmlformats.org/drawingml/2006/picture">
+                <pic:pic xmlns:pic="http://schemas.openxmlformats.org/drawingml/2006/picture">
+                  <pic:nvPicPr>
+                    <pic:cNvPr id="913619233" name=""/>
+                    <pic:cNvPicPr/>
+                  </pic:nvPicPr>
+                  <pic:blipFill>
+                    <a:blip r:embed="rId20"/>
+                    <a:stretch>
+                      <a:fillRect/>
+                    </a:stretch>
+                  </pic:blipFill>
+                  <pic:spPr>
+                    <a:xfrm>
+                      <a:off x="0" y="0"/>
+                      <a:ext cx="6858000" cy="3291840"/>
+                    </a:xfrm>
+                    <a:prstGeom prst="rect">
+                      <a:avLst/>
+                    </a:prstGeom>
+                  </pic:spPr>
+                </pic:pic>
+              </a:graphicData>
+            </a:graphic>
+          </wp:inline>
+        </w:drawing>
+      </w:r>
+    </w:p>
+    <w:p>
+      <w:r>
+        <w:t>The precise reason: at 115200 baud your task spends ~3ms blocked in uart_write_string(). At 9600 baud it spends ~32ms. That 29ms difference gets added to every task_delay() call, making your timing less accurate.</w:t>
+      </w:r>
+    </w:p>
+    <w:p>
+      <w:r>
+        <w:t>Why not just set to a very large number?:</w:t>
+      </w:r>
+    </w:p>
+    <w:p>
+      <w:r>
+        <w:drawing>
+          <wp:inline distT="0" distB="0" distL="0" distR="0" wp14:anchorId="0389F4D7" wp14:editId="018C7D59">
+            <wp:extent cx="6858000" cy="3023235"/>
+            <wp:effectExtent l="0" t="0" r="0" b="5715"/>
+            <wp:docPr id="1350168350" name="Picture 1"/>
+            <wp:cNvGraphicFramePr>
+              <a:graphicFrameLocks xmlns:a="http://schemas.openxmlformats.org/drawingml/2006/main" noChangeAspect="1"/>
+            </wp:cNvGraphicFramePr>
+            <a:graphic xmlns:a="http://schemas.openxmlformats.org/drawingml/2006/main">
+              <a:graphicData uri="http://schemas.openxmlformats.org/drawingml/2006/picture">
+                <pic:pic xmlns:pic="http://schemas.openxmlformats.org/drawingml/2006/picture">
+                  <pic:nvPicPr>
+                    <pic:cNvPr id="1350168350" name=""/>
+                    <pic:cNvPicPr/>
+                  </pic:nvPicPr>
+                  <pic:blipFill>
+                    <a:blip r:embed="rId21"/>
+                    <a:stretch>
+                      <a:fillRect/>
+                    </a:stretch>
+                  </pic:blipFill>
+                  <pic:spPr>
+                    <a:xfrm>
+                      <a:off x="0" y="0"/>
+                      <a:ext cx="6858000" cy="3023235"/>
+                    </a:xfrm>
+                    <a:prstGeom prst="rect">
+                      <a:avLst/>
+                    </a:prstGeom>
+                  </pic:spPr>
+                </pic:pic>
+              </a:graphicData>
+            </a:graphic>
+          </wp:inline>
+        </w:drawing>
       </w:r>
     </w:p>
     <w:sectPr>
@@ -1902,7 +2240,6 @@
   <w:style w:type="character" w:default="1" w:styleId="DefaultParagraphFont">
     <w:name w:val="Default Paragraph Font"/>
     <w:uiPriority w:val="1"/>
-    <w:semiHidden/>
     <w:unhideWhenUsed/>
   </w:style>
   <w:style w:type="table" w:default="1" w:styleId="TableNormal">
